--- a/pr-preview/pr-94/exploratory-descriptive-handout.docx
+++ b/pr-preview/pr-94/exploratory-descriptive-handout.docx
@@ -15,7 +15,7 @@
         <w:pStyle w:val="Date"/>
       </w:pPr>
       <w:r>
-        <w:t xml:space="preserve">Last modified: 2026-10-08 19:03:31 (PDT)</w:t>
+        <w:t xml:space="preserve">Last modified: 2026-10-08 19:33:33 (PDT)</w:t>
       </w:r>
     </w:p>
     <w:bookmarkStart w:id="15" w:name="introduction"/>

--- a/pr-preview/pr-94/exploratory-descriptive-handout.docx
+++ b/pr-preview/pr-94/exploratory-descriptive-handout.docx
@@ -15,7 +15,7 @@
         <w:pStyle w:val="Date"/>
       </w:pPr>
       <w:r>
-        <w:t xml:space="preserve">Last modified: 2026-10-08 19:33:33 (PDT)</w:t>
+        <w:t xml:space="preserve">Last modified: 2026-10-08 19:54:47 (PDT)</w:t>
       </w:r>
     </w:p>
     <w:bookmarkStart w:id="15" w:name="introduction"/>

--- a/pr-preview/pr-94/exploratory-descriptive-handout.docx
+++ b/pr-preview/pr-94/exploratory-descriptive-handout.docx
@@ -15,7 +15,7 @@
         <w:pStyle w:val="Date"/>
       </w:pPr>
       <w:r>
-        <w:t xml:space="preserve">Last modified: 2026-10-08 19:54:47 (PDT)</w:t>
+        <w:t xml:space="preserve">Last modified: 2026-10-09 01:53:04 (PDT)</w:t>
       </w:r>
     </w:p>
     <w:bookmarkStart w:id="15" w:name="introduction"/>
@@ -17134,121 +17134,7 @@
           <m:jc m:val="center"/>
         </m:oMathParaPr>
         <m:oMath>
-          <m:f>
-            <m:fPr>
-              <m:type m:val="bar"/>
-            </m:fPr>
-            <m:num>
-              <m:r>
-                <m:t>1</m:t>
-              </m:r>
-            </m:num>
-            <m:den>
-              <m:r>
-                <m:t>n</m:t>
-              </m:r>
-            </m:den>
-          </m:f>
-          <m:nary>
-            <m:naryPr>
-              <m:chr m:val="∑"/>
-              <m:limLoc m:val="undOvr"/>
-              <m:subHide m:val="off"/>
-              <m:supHide m:val="off"/>
-            </m:naryPr>
-            <m:sub>
-              <m:r>
-                <m:t>i</m:t>
-              </m:r>
-              <m:r>
-                <m:rPr>
-                  <m:sty m:val="p"/>
-                </m:rPr>
-                <m:t>=</m:t>
-              </m:r>
-              <m:r>
-                <m:t>1</m:t>
-              </m:r>
-            </m:sub>
-            <m:sup>
-              <m:r>
-                <m:t>n</m:t>
-              </m:r>
-            </m:sup>
-            <m:e>
-              <m:f>
-                <m:fPr>
-                  <m:type m:val="bar"/>
-                </m:fPr>
-                <m:num>
-                  <m:sSub>
-                    <m:e>
-                      <m:r>
-                        <m:t>x</m:t>
-                      </m:r>
-                    </m:e>
-                    <m:sub>
-                      <m:r>
-                        <m:t>i</m:t>
-                      </m:r>
-                    </m:sub>
-                  </m:sSub>
-                  <m:r>
-                    <m:rPr>
-                      <m:sty m:val="p"/>
-                    </m:rPr>
-                    <m:t>−</m:t>
-                  </m:r>
-                  <m:acc>
-                    <m:accPr>
-                      <m:chr m:val="‾"/>
-                    </m:accPr>
-                    <m:e>
-                      <m:r>
-                        <m:t>x</m:t>
-                      </m:r>
-                    </m:e>
-                  </m:acc>
-                </m:num>
-                <m:den>
-                  <m:r>
-                    <m:t>s</m:t>
-                  </m:r>
-                </m:den>
-              </m:f>
-            </m:e>
-          </m:nary>
-          <m:r>
-            <m:rPr>
-              <m:sty m:val="p"/>
-            </m:rPr>
-            <m:t>=</m:t>
-          </m:r>
-          <m:f>
-            <m:fPr>
-              <m:type m:val="bar"/>
-            </m:fPr>
-            <m:num>
-              <m:r>
-                <m:t>1</m:t>
-              </m:r>
-            </m:num>
-            <m:den>
-              <m:r>
-                <m:t>s</m:t>
-              </m:r>
-            </m:den>
-          </m:f>
-          <m:r>
-            <m:t>​</m:t>
-          </m:r>
-          <m:d>
-            <m:dPr>
-              <m:begChr m:val="("/>
-              <m:sepChr m:val=""/>
-              <m:endChr m:val=")"/>
-              <m:grow/>
-            </m:dPr>
+          <m:eqArr>
             <m:e>
               <m:f>
                 <m:fPr>
@@ -17292,20 +17178,202 @@
                   </m:r>
                 </m:sup>
                 <m:e>
-                  <m:sSub>
+                  <m:f>
+                    <m:fPr>
+                      <m:type m:val="bar"/>
+                    </m:fPr>
+                    <m:num>
+                      <m:sSub>
+                        <m:e>
+                          <m:r>
+                            <m:t>x</m:t>
+                          </m:r>
+                        </m:e>
+                        <m:sub>
+                          <m:r>
+                            <m:t>i</m:t>
+                          </m:r>
+                        </m:sub>
+                      </m:sSub>
+                      <m:r>
+                        <m:rPr>
+                          <m:sty m:val="p"/>
+                        </m:rPr>
+                        <m:t>−</m:t>
+                      </m:r>
+                      <m:acc>
+                        <m:accPr>
+                          <m:chr m:val="‾"/>
+                        </m:accPr>
+                        <m:e>
+                          <m:r>
+                            <m:t>x</m:t>
+                          </m:r>
+                        </m:e>
+                      </m:acc>
+                    </m:num>
+                    <m:den>
+                      <m:r>
+                        <m:t>s</m:t>
+                      </m:r>
+                    </m:den>
+                  </m:f>
+                </m:e>
+              </m:nary>
+              <m:r>
+                <m:t>&amp;</m:t>
+              </m:r>
+              <m:r>
+                <m:rPr>
+                  <m:sty m:val="p"/>
+                </m:rPr>
+                <m:t>=</m:t>
+              </m:r>
+              <m:f>
+                <m:fPr>
+                  <m:type m:val="bar"/>
+                </m:fPr>
+                <m:num>
+                  <m:r>
+                    <m:t>1</m:t>
+                  </m:r>
+                </m:num>
+                <m:den>
+                  <m:r>
+                    <m:t>s</m:t>
+                  </m:r>
+                </m:den>
+              </m:f>
+              <m:r>
+                <m:t>​</m:t>
+              </m:r>
+              <m:d>
+                <m:dPr>
+                  <m:begChr m:val="("/>
+                  <m:sepChr m:val=""/>
+                  <m:endChr m:val=")"/>
+                  <m:grow/>
+                </m:dPr>
+                <m:e>
+                  <m:f>
+                    <m:fPr>
+                      <m:type m:val="bar"/>
+                    </m:fPr>
+                    <m:num>
+                      <m:r>
+                        <m:t>1</m:t>
+                      </m:r>
+                    </m:num>
+                    <m:den>
+                      <m:r>
+                        <m:t>n</m:t>
+                      </m:r>
+                    </m:den>
+                  </m:f>
+                  <m:nary>
+                    <m:naryPr>
+                      <m:chr m:val="∑"/>
+                      <m:limLoc m:val="undOvr"/>
+                      <m:subHide m:val="off"/>
+                      <m:supHide m:val="off"/>
+                    </m:naryPr>
+                    <m:sub>
+                      <m:r>
+                        <m:t>i</m:t>
+                      </m:r>
+                      <m:r>
+                        <m:rPr>
+                          <m:sty m:val="p"/>
+                        </m:rPr>
+                        <m:t>=</m:t>
+                      </m:r>
+                      <m:r>
+                        <m:t>1</m:t>
+                      </m:r>
+                    </m:sub>
+                    <m:sup>
+                      <m:r>
+                        <m:t>n</m:t>
+                      </m:r>
+                    </m:sup>
+                    <m:e>
+                      <m:sSub>
+                        <m:e>
+                          <m:r>
+                            <m:t>x</m:t>
+                          </m:r>
+                        </m:e>
+                        <m:sub>
+                          <m:r>
+                            <m:t>i</m:t>
+                          </m:r>
+                        </m:sub>
+                      </m:sSub>
+                    </m:e>
+                  </m:nary>
+                  <m:r>
+                    <m:rPr>
+                      <m:sty m:val="p"/>
+                    </m:rPr>
+                    <m:t>−</m:t>
+                  </m:r>
+                  <m:acc>
+                    <m:accPr>
+                      <m:chr m:val="‾"/>
+                    </m:accPr>
                     <m:e>
                       <m:r>
                         <m:t>x</m:t>
                       </m:r>
                     </m:e>
-                    <m:sub>
-                      <m:r>
-                        <m:t>i</m:t>
-                      </m:r>
-                    </m:sub>
-                  </m:sSub>
+                  </m:acc>
                 </m:e>
-              </m:nary>
+              </m:d>
+              <m:r>
+                <m:t>​</m:t>
+              </m:r>
+            </m:e>
+            <m:e>
+              <m:r>
+                <m:t>&amp;</m:t>
+              </m:r>
+              <m:r>
+                <m:rPr>
+                  <m:sty m:val="p"/>
+                </m:rPr>
+                <m:t>=</m:t>
+              </m:r>
+              <m:f>
+                <m:fPr>
+                  <m:type m:val="bar"/>
+                </m:fPr>
+                <m:num>
+                  <m:r>
+                    <m:t>1</m:t>
+                  </m:r>
+                </m:num>
+                <m:den>
+                  <m:r>
+                    <m:t>s</m:t>
+                  </m:r>
+                </m:den>
+              </m:f>
+              <m:r>
+                <m:rPr>
+                  <m:sty m:val="p"/>
+                </m:rPr>
+                <m:t>(</m:t>
+              </m:r>
+              <m:acc>
+                <m:accPr>
+                  <m:chr m:val="‾"/>
+                </m:accPr>
+                <m:e>
+                  <m:r>
+                    <m:t>x</m:t>
+                  </m:r>
+                </m:e>
+              </m:acc>
               <m:r>
                 <m:rPr>
                   <m:sty m:val="p"/>
@@ -17322,85 +17390,34 @@
                   </m:r>
                 </m:e>
               </m:acc>
+              <m:r>
+                <m:rPr>
+                  <m:sty m:val="p"/>
+                </m:rPr>
+                <m:t>)</m:t>
+              </m:r>
             </m:e>
-          </m:d>
-          <m:r>
-            <m:t>​</m:t>
-          </m:r>
-          <m:r>
-            <m:rPr>
-              <m:sty m:val="p"/>
-            </m:rPr>
-            <m:t>=</m:t>
-          </m:r>
-          <m:f>
-            <m:fPr>
-              <m:type m:val="bar"/>
-            </m:fPr>
-            <m:num>
-              <m:r>
-                <m:t>1</m:t>
-              </m:r>
-            </m:num>
-            <m:den>
-              <m:r>
-                <m:t>s</m:t>
-              </m:r>
-            </m:den>
-          </m:f>
-          <m:r>
-            <m:rPr>
-              <m:sty m:val="p"/>
-            </m:rPr>
-            <m:t>(</m:t>
-          </m:r>
-          <m:acc>
-            <m:accPr>
-              <m:chr m:val="‾"/>
-            </m:accPr>
             <m:e>
               <m:r>
-                <m:t>x</m:t>
+                <m:t>&amp;</m:t>
+              </m:r>
+              <m:r>
+                <m:rPr>
+                  <m:sty m:val="p"/>
+                </m:rPr>
+                <m:t>=</m:t>
+              </m:r>
+              <m:r>
+                <m:t>0</m:t>
+              </m:r>
+              <m:r>
+                <m:rPr>
+                  <m:sty m:val="p"/>
+                </m:rPr>
+                <m:t>.</m:t>
               </m:r>
             </m:e>
-          </m:acc>
-          <m:r>
-            <m:rPr>
-              <m:sty m:val="p"/>
-            </m:rPr>
-            <m:t>−</m:t>
-          </m:r>
-          <m:acc>
-            <m:accPr>
-              <m:chr m:val="‾"/>
-            </m:accPr>
-            <m:e>
-              <m:r>
-                <m:t>x</m:t>
-              </m:r>
-            </m:e>
-          </m:acc>
-          <m:r>
-            <m:rPr>
-              <m:sty m:val="p"/>
-            </m:rPr>
-            <m:t>)</m:t>
-          </m:r>
-          <m:r>
-            <m:rPr>
-              <m:sty m:val="p"/>
-            </m:rPr>
-            <m:t>=</m:t>
-          </m:r>
-          <m:r>
-            <m:t>0</m:t>
-          </m:r>
-          <m:r>
-            <m:rPr>
-              <m:sty m:val="p"/>
-            </m:rPr>
-            <m:t>.</m:t>
-          </m:r>
+          </m:eqArr>
         </m:oMath>
       </m:oMathPara>
     </w:p>
@@ -17461,40 +17478,267 @@
           <m:jc m:val="center"/>
         </m:oMathParaPr>
         <m:oMath>
-          <m:f>
-            <m:fPr>
-              <m:type m:val="bar"/>
-            </m:fPr>
-            <m:num>
+          <m:eqArr>
+            <m:e>
+              <m:f>
+                <m:fPr>
+                  <m:type m:val="bar"/>
+                </m:fPr>
+                <m:num>
+                  <m:r>
+                    <m:t>1</m:t>
+                  </m:r>
+                </m:num>
+                <m:den>
+                  <m:r>
+                    <m:t>n</m:t>
+                  </m:r>
+                  <m:r>
+                    <m:rPr>
+                      <m:sty m:val="p"/>
+                    </m:rPr>
+                    <m:t>−</m:t>
+                  </m:r>
+                  <m:r>
+                    <m:t>1</m:t>
+                  </m:r>
+                </m:den>
+              </m:f>
+              <m:nary>
+                <m:naryPr>
+                  <m:chr m:val="∑"/>
+                  <m:limLoc m:val="undOvr"/>
+                  <m:subHide m:val="off"/>
+                  <m:supHide m:val="off"/>
+                </m:naryPr>
+                <m:sub>
+                  <m:r>
+                    <m:t>i</m:t>
+                  </m:r>
+                  <m:r>
+                    <m:rPr>
+                      <m:sty m:val="p"/>
+                    </m:rPr>
+                    <m:t>=</m:t>
+                  </m:r>
+                  <m:r>
+                    <m:t>1</m:t>
+                  </m:r>
+                </m:sub>
+                <m:sup>
+                  <m:r>
+                    <m:t>n</m:t>
+                  </m:r>
+                </m:sup>
+                <m:e>
+                  <m:sSubSup>
+                    <m:e>
+                      <m:r>
+                        <m:t>z</m:t>
+                      </m:r>
+                    </m:e>
+                    <m:sub>
+                      <m:r>
+                        <m:t>i</m:t>
+                      </m:r>
+                    </m:sub>
+                    <m:sup>
+                      <m:r>
+                        <m:t>2</m:t>
+                      </m:r>
+                    </m:sup>
+                  </m:sSubSup>
+                </m:e>
+              </m:nary>
               <m:r>
-                <m:t>1</m:t>
+                <m:t>&amp;</m:t>
               </m:r>
-            </m:num>
-            <m:den>
               <m:r>
-                <m:t>n</m:t>
+                <m:rPr>
+                  <m:sty m:val="p"/>
+                </m:rPr>
+                <m:t>=</m:t>
               </m:r>
+              <m:f>
+                <m:fPr>
+                  <m:type m:val="bar"/>
+                </m:fPr>
+                <m:num>
+                  <m:r>
+                    <m:t>1</m:t>
+                  </m:r>
+                </m:num>
+                <m:den>
+                  <m:sSup>
+                    <m:e>
+                      <m:r>
+                        <m:t>s</m:t>
+                      </m:r>
+                    </m:e>
+                    <m:sup>
+                      <m:r>
+                        <m:t>2</m:t>
+                      </m:r>
+                    </m:sup>
+                  </m:sSup>
+                </m:den>
+              </m:f>
+              <m:r>
+                <m:rPr>
+                  <m:sty m:val="p"/>
+                </m:rPr>
+                <m:t>⋅</m:t>
+              </m:r>
+              <m:f>
+                <m:fPr>
+                  <m:type m:val="bar"/>
+                </m:fPr>
+                <m:num>
+                  <m:r>
+                    <m:t>1</m:t>
+                  </m:r>
+                </m:num>
+                <m:den>
+                  <m:r>
+                    <m:t>n</m:t>
+                  </m:r>
+                  <m:r>
+                    <m:rPr>
+                      <m:sty m:val="p"/>
+                    </m:rPr>
+                    <m:t>−</m:t>
+                  </m:r>
+                  <m:r>
+                    <m:t>1</m:t>
+                  </m:r>
+                </m:den>
+              </m:f>
+              <m:nary>
+                <m:naryPr>
+                  <m:chr m:val="∑"/>
+                  <m:limLoc m:val="undOvr"/>
+                  <m:subHide m:val="off"/>
+                  <m:supHide m:val="off"/>
+                </m:naryPr>
+                <m:sub>
+                  <m:r>
+                    <m:t>i</m:t>
+                  </m:r>
+                  <m:r>
+                    <m:rPr>
+                      <m:sty m:val="p"/>
+                    </m:rPr>
+                    <m:t>=</m:t>
+                  </m:r>
+                  <m:r>
+                    <m:t>1</m:t>
+                  </m:r>
+                </m:sub>
+                <m:sup>
+                  <m:r>
+                    <m:t>n</m:t>
+                  </m:r>
+                </m:sup>
+                <m:e>
+                  <m:r>
+                    <m:rPr>
+                      <m:sty m:val="p"/>
+                    </m:rPr>
+                    <m:t>(</m:t>
+                  </m:r>
+                </m:e>
+              </m:nary>
+              <m:sSub>
+                <m:e>
+                  <m:r>
+                    <m:t>x</m:t>
+                  </m:r>
+                </m:e>
+                <m:sub>
+                  <m:r>
+                    <m:t>i</m:t>
+                  </m:r>
+                </m:sub>
+              </m:sSub>
               <m:r>
                 <m:rPr>
                   <m:sty m:val="p"/>
                 </m:rPr>
                 <m:t>−</m:t>
               </m:r>
+              <m:acc>
+                <m:accPr>
+                  <m:chr m:val="‾"/>
+                </m:accPr>
+                <m:e>
+                  <m:r>
+                    <m:t>x</m:t>
+                  </m:r>
+                </m:e>
+              </m:acc>
+              <m:sSup>
+                <m:e>
+                  <m:r>
+                    <m:rPr>
+                      <m:sty m:val="p"/>
+                    </m:rPr>
+                    <m:t>)</m:t>
+                  </m:r>
+                </m:e>
+                <m:sup>
+                  <m:r>
+                    <m:t>2</m:t>
+                  </m:r>
+                </m:sup>
+              </m:sSup>
+            </m:e>
+            <m:e>
               <m:r>
-                <m:t>1</m:t>
+                <m:t>&amp;</m:t>
               </m:r>
-            </m:den>
-          </m:f>
-          <m:nary>
-            <m:naryPr>
-              <m:chr m:val="∑"/>
-              <m:limLoc m:val="undOvr"/>
-              <m:subHide m:val="off"/>
-              <m:supHide m:val="off"/>
-            </m:naryPr>
-            <m:sub>
               <m:r>
-                <m:t>i</m:t>
+                <m:rPr>
+                  <m:sty m:val="p"/>
+                </m:rPr>
+                <m:t>=</m:t>
+              </m:r>
+              <m:f>
+                <m:fPr>
+                  <m:type m:val="bar"/>
+                </m:fPr>
+                <m:num>
+                  <m:sSup>
+                    <m:e>
+                      <m:r>
+                        <m:t>s</m:t>
+                      </m:r>
+                    </m:e>
+                    <m:sup>
+                      <m:r>
+                        <m:t>2</m:t>
+                      </m:r>
+                    </m:sup>
+                  </m:sSup>
+                </m:num>
+                <m:den>
+                  <m:sSup>
+                    <m:e>
+                      <m:r>
+                        <m:t>s</m:t>
+                      </m:r>
+                    </m:e>
+                    <m:sup>
+                      <m:r>
+                        <m:t>2</m:t>
+                      </m:r>
+                    </m:sup>
+                  </m:sSup>
+                </m:den>
+              </m:f>
+            </m:e>
+            <m:e>
+              <m:r>
+                <m:t>&amp;</m:t>
               </m:r>
               <m:r>
                 <m:rPr>
@@ -17505,224 +17749,14 @@
               <m:r>
                 <m:t>1</m:t>
               </m:r>
-            </m:sub>
-            <m:sup>
-              <m:r>
-                <m:t>n</m:t>
-              </m:r>
-            </m:sup>
-            <m:e>
-              <m:sSubSup>
-                <m:e>
-                  <m:r>
-                    <m:t>z</m:t>
-                  </m:r>
-                </m:e>
-                <m:sub>
-                  <m:r>
-                    <m:t>i</m:t>
-                  </m:r>
-                </m:sub>
-                <m:sup>
-                  <m:r>
-                    <m:t>2</m:t>
-                  </m:r>
-                </m:sup>
-              </m:sSubSup>
-            </m:e>
-          </m:nary>
-          <m:r>
-            <m:rPr>
-              <m:sty m:val="p"/>
-            </m:rPr>
-            <m:t>=</m:t>
-          </m:r>
-          <m:f>
-            <m:fPr>
-              <m:type m:val="bar"/>
-            </m:fPr>
-            <m:num>
-              <m:r>
-                <m:t>1</m:t>
-              </m:r>
-            </m:num>
-            <m:den>
-              <m:sSup>
-                <m:e>
-                  <m:r>
-                    <m:t>s</m:t>
-                  </m:r>
-                </m:e>
-                <m:sup>
-                  <m:r>
-                    <m:t>2</m:t>
-                  </m:r>
-                </m:sup>
-              </m:sSup>
-            </m:den>
-          </m:f>
-          <m:r>
-            <m:rPr>
-              <m:sty m:val="p"/>
-            </m:rPr>
-            <m:t>⋅</m:t>
-          </m:r>
-          <m:f>
-            <m:fPr>
-              <m:type m:val="bar"/>
-            </m:fPr>
-            <m:num>
-              <m:r>
-                <m:t>1</m:t>
-              </m:r>
-            </m:num>
-            <m:den>
-              <m:r>
-                <m:t>n</m:t>
-              </m:r>
               <m:r>
                 <m:rPr>
                   <m:sty m:val="p"/>
                 </m:rPr>
-                <m:t>−</m:t>
-              </m:r>
-              <m:r>
-                <m:t>1</m:t>
-              </m:r>
-            </m:den>
-          </m:f>
-          <m:nary>
-            <m:naryPr>
-              <m:chr m:val="∑"/>
-              <m:limLoc m:val="undOvr"/>
-              <m:subHide m:val="off"/>
-              <m:supHide m:val="off"/>
-            </m:naryPr>
-            <m:sub>
-              <m:r>
-                <m:t>i</m:t>
-              </m:r>
-              <m:r>
-                <m:rPr>
-                  <m:sty m:val="p"/>
-                </m:rPr>
-                <m:t>=</m:t>
-              </m:r>
-              <m:r>
-                <m:t>1</m:t>
-              </m:r>
-            </m:sub>
-            <m:sup>
-              <m:r>
-                <m:t>n</m:t>
-              </m:r>
-            </m:sup>
-            <m:e>
-              <m:r>
-                <m:rPr>
-                  <m:sty m:val="p"/>
-                </m:rPr>
-                <m:t>(</m:t>
+                <m:t>,</m:t>
               </m:r>
             </m:e>
-          </m:nary>
-          <m:sSub>
-            <m:e>
-              <m:r>
-                <m:t>x</m:t>
-              </m:r>
-            </m:e>
-            <m:sub>
-              <m:r>
-                <m:t>i</m:t>
-              </m:r>
-            </m:sub>
-          </m:sSub>
-          <m:r>
-            <m:rPr>
-              <m:sty m:val="p"/>
-            </m:rPr>
-            <m:t>−</m:t>
-          </m:r>
-          <m:acc>
-            <m:accPr>
-              <m:chr m:val="‾"/>
-            </m:accPr>
-            <m:e>
-              <m:r>
-                <m:t>x</m:t>
-              </m:r>
-            </m:e>
-          </m:acc>
-          <m:sSup>
-            <m:e>
-              <m:r>
-                <m:rPr>
-                  <m:sty m:val="p"/>
-                </m:rPr>
-                <m:t>)</m:t>
-              </m:r>
-            </m:e>
-            <m:sup>
-              <m:r>
-                <m:t>2</m:t>
-              </m:r>
-            </m:sup>
-          </m:sSup>
-          <m:r>
-            <m:rPr>
-              <m:sty m:val="p"/>
-            </m:rPr>
-            <m:t>=</m:t>
-          </m:r>
-          <m:f>
-            <m:fPr>
-              <m:type m:val="bar"/>
-            </m:fPr>
-            <m:num>
-              <m:sSup>
-                <m:e>
-                  <m:r>
-                    <m:t>s</m:t>
-                  </m:r>
-                </m:e>
-                <m:sup>
-                  <m:r>
-                    <m:t>2</m:t>
-                  </m:r>
-                </m:sup>
-              </m:sSup>
-            </m:num>
-            <m:den>
-              <m:sSup>
-                <m:e>
-                  <m:r>
-                    <m:t>s</m:t>
-                  </m:r>
-                </m:e>
-                <m:sup>
-                  <m:r>
-                    <m:t>2</m:t>
-                  </m:r>
-                </m:sup>
-              </m:sSup>
-            </m:den>
-          </m:f>
-          <m:r>
-            <m:rPr>
-              <m:sty m:val="p"/>
-            </m:rPr>
-            <m:t>=</m:t>
-          </m:r>
-          <m:r>
-            <m:t>1</m:t>
-          </m:r>
-          <m:r>
-            <m:rPr>
-              <m:sty m:val="p"/>
-            </m:rPr>
-            <m:t>,</m:t>
-          </m:r>
+          </m:eqArr>
         </m:oMath>
       </m:oMathPara>
     </w:p>
